--- a/word_reports/LP_0208_위치_165_Kim Carnes_Mistaken Ident.docx
+++ b/word_reports/LP_0208_위치_165_Kim Carnes_Mistaken Ident.docx
@@ -4,7 +4,7 @@
   <w:body>
     <w:p>
       <w:pPr>
-        <w:spacing w:after="280"/>
+        <w:spacing w:after="80"/>
       </w:pPr>
       <w:r>
         <w:rPr w:rFonts="맑은 고딕">
@@ -13,94 +13,47 @@
           <w:color w:val="1E3A8A"/>
           <w:sz w:val="30"/>
         </w:rPr>
-        <w:t>[165] Kim Carnes - Mistaken Identity</w:t>
+        <w:t>Kim Carnes (킴 칸스) - Mistaken Identity</w:t>
       </w:r>
     </w:p>
     <w:p>
       <w:pPr>
-        <w:spacing w:after="320"/>
+        <w:spacing w:after="240"/>
       </w:pPr>
       <w:r>
         <w:rPr w:rFonts="맑은 고딕">
           <w:rFonts w:ascii="맑은 고딕" w:hAnsi="맑은 고딕" w:eastAsia="맑은 고딕"/>
           <w:b/>
-          <w:sz w:val="20"/>
+          <w:color w:val="4B5563"/>
+          <w:sz w:val="22"/>
         </w:rPr>
-        <w:t>■ 위치 : 165</w:t>
-        <w:br/>
-      </w:r>
-      <w:r>
-        <w:rPr w:rFonts="맑은 고딕">
-          <w:rFonts w:ascii="맑은 고딕" w:hAnsi="맑은 고딕" w:eastAsia="맑은 고딕"/>
-          <w:b/>
-          <w:sz w:val="20"/>
-        </w:rPr>
-        <w:t>■ 아티스트 : Kim Carnes</w:t>
-        <w:br/>
-      </w:r>
-      <w:r>
-        <w:rPr w:rFonts="맑은 고딕">
-          <w:rFonts w:ascii="맑은 고딕" w:hAnsi="맑은 고딕" w:eastAsia="맑은 고딕"/>
-          <w:b/>
-          <w:sz w:val="20"/>
-        </w:rPr>
-        <w:t>■ 앨범명 : Mistaken Identity</w:t>
-        <w:br/>
-      </w:r>
-      <w:r>
-        <w:rPr w:rFonts="맑은 고딕">
-          <w:rFonts w:ascii="맑은 고딕" w:hAnsi="맑은 고딕" w:eastAsia="맑은 고딕"/>
-          <w:b w:val="0"/>
-          <w:sz w:val="20"/>
-        </w:rPr>
-        <w:t>■ 음반 레이블 : EMI America</w:t>
-        <w:br/>
-      </w:r>
-      <w:r>
-        <w:rPr w:rFonts="맑은 고딕">
-          <w:rFonts w:ascii="맑은 고딕" w:hAnsi="맑은 고딕" w:eastAsia="맑은 고딕"/>
-          <w:b w:val="0"/>
-          <w:sz w:val="20"/>
-        </w:rPr>
-        <w:t>■ 발매년도 : 1981</w:t>
-        <w:br/>
-      </w:r>
-      <w:r>
-        <w:rPr w:rFonts="맑은 고딕">
-          <w:rFonts w:ascii="맑은 고딕" w:hAnsi="맑은 고딕" w:eastAsia="맑은 고딕"/>
-          <w:b w:val="0"/>
-          <w:sz w:val="20"/>
-        </w:rPr>
-        <w:t>■ 장르 : 팝 록 (Pop Rock), 뉴웨이브 (New Wave), 신스팝 (Synth-pop)</w:t>
-        <w:br/>
-      </w:r>
-      <w:r>
-        <w:rPr w:rFonts="맑은 고딕">
-          <w:rFonts w:ascii="맑은 고딕" w:hAnsi="맑은 고딕" w:eastAsia="맑은 고딕"/>
-          <w:b w:val="0"/>
-          <w:sz w:val="20"/>
-        </w:rPr>
-        <w:t>■ 주요 수록곡 : Bette Davis Eyes, Mistaken Identity, Hit and Run, Draw to the Rhythm, Break the Rules Tonite (Out of School), Don't Call It Love</w:t>
-        <w:br/>
+        <w:t>위치 :  165</w:t>
       </w:r>
     </w:p>
     <w:p>
       <w:pPr>
-        <w:spacing w:after="160"/>
+        <w:spacing w:line="324" w:lineRule="auto" w:before="80" w:after="160"/>
       </w:pPr>
       <w:r>
         <w:rPr w:rFonts="맑은 고딕">
           <w:rFonts w:ascii="맑은 고딕" w:hAnsi="맑은 고딕" w:eastAsia="맑은 고딕"/>
           <w:b/>
           <w:color w:val="1F2937"/>
-          <w:sz w:val="24"/>
+          <w:sz w:val="22"/>
         </w:rPr>
-        <w:t>■ 음반 해설 및 감상 가이드</w:t>
+        <w:t xml:space="preserve">[음반 소개] </w:t>
+      </w:r>
+      <w:r>
+        <w:rPr w:rFonts="맑은 고딕">
+          <w:rFonts w:ascii="맑은 고딕" w:hAnsi="맑은 고딕" w:eastAsia="맑은 고딕"/>
+          <w:b w:val="0"/>
+          <w:sz w:val="21"/>
+        </w:rPr>
       </w:r>
     </w:p>
     <w:p>
       <w:pPr>
-        <w:spacing w:line="312" w:lineRule="auto" w:after="120"/>
+        <w:spacing w:line="324" w:lineRule="auto" w:after="120"/>
       </w:pPr>
       <w:r>
         <w:rPr w:rFonts="맑은 고딕">
@@ -108,51 +61,608 @@
           <w:b w:val="0"/>
           <w:sz w:val="21"/>
         </w:rPr>
-        <w:t>1981년에 발매된 킴 카네스(Kim Carnes)의 여섯 번째 스튜디오 앨범 《Mistaken Identity》는 그녀의 음악 인생에서 가장 찬란한 정상에 오르게 한 명작입니다. 베테랑 프로듀서 발 가레이(Val Garay)와의 완벽한 협업을 통해 완성된 이 음반은, 기존의 포크 및 소프트 록에 머물러 있던 그녀의 음악적 스펙트럼을 당시 새롭게 부상하던 뉴웨이브와 신스팝의 세련된 영역으로 대담하게 확장시켰습니다. 그 결과 대중적인 성공은 물론 제24회 그래미 어워드 '올해의 앨범' 부문에 노미네이트되는 등 음악적 완성도까지 높게 평가받았습니다.</w:t>
+        <w:t>1981년, 안개 낀 새벽을 가르는 듯한 허스키한 음색과 차가운 신시사이저의 만남은 팝 음악사에 지울 수 없는 강렬한 낙인을 찍었습니다. 킴 칸스의 여섯 번째 정규작인 *Mistaken Identity*는 뉴웨이브의 전위적인 감각과 클래식 록의 직선적인 열정을 매혹적으로 직조해 낸 명반입니다. 세월의 흐름 속에서도 바래지 않는 그녀의 거칠면서도 우아한 호흡은, 아날로그 그루브를 따라 흐를 때 비로소 진정한 서정의 미학을 완성합니다.</w:t>
       </w:r>
     </w:p>
     <w:p>
       <w:pPr>
-        <w:spacing w:line="312" w:lineRule="auto" w:after="120"/>
+        <w:spacing w:line="324" w:lineRule="auto" w:before="200" w:after="80"/>
       </w:pPr>
+      <w:r>
+        <w:rPr w:rFonts="맑은 고딕">
+          <w:rFonts w:ascii="맑은 고딕" w:hAnsi="맑은 고딕" w:eastAsia="맑은 고딕"/>
+          <w:b/>
+          <w:color w:val="1E3A8A"/>
+          <w:sz w:val="24"/>
+        </w:rPr>
+        <w:t>1. 음반 데이터</w:t>
+      </w:r>
+    </w:p>
+    <w:p>
+      <w:pPr>
+        <w:spacing w:line="324" w:lineRule="auto" w:after="80"/>
+      </w:pPr>
+      <w:r>
+        <w:rPr w:rFonts="맑은 고딕">
+          <w:rFonts w:ascii="맑은 고딕" w:hAnsi="맑은 고딕" w:eastAsia="맑은 고딕"/>
+          <w:b w:val="0"/>
+          <w:color w:val="6B7280"/>
+          <w:sz w:val="21"/>
+        </w:rPr>
+        <w:t xml:space="preserve">· </w:t>
+      </w:r>
+      <w:r>
+        <w:rPr w:rFonts="맑은 고딕">
+          <w:rFonts w:ascii="맑은 고딕" w:hAnsi="맑은 고딕" w:eastAsia="맑은 고딕"/>
+          <w:b/>
+          <w:color w:val="1F2937"/>
+          <w:sz w:val="21"/>
+        </w:rPr>
+        <w:t xml:space="preserve">앨범명: </w:t>
+      </w:r>
       <w:r>
         <w:rPr w:rFonts="맑은 고딕">
           <w:rFonts w:ascii="맑은 고딕" w:hAnsi="맑은 고딕" w:eastAsia="맑은 고딕"/>
           <w:b w:val="0"/>
           <w:sz w:val="21"/>
         </w:rPr>
-        <w:t>앨범의 최대 하이라이트는 단연 빌보드 핫 100 차트에서 9주간 1위를 차지하며 1981년 최고의 히트곡으로 기록된 세계적인 명곡 "Bette Davis Eyes"입니다. '여성 로드 스튜어트'라 불릴 만큼 매혹적이고 거친 킴 카네스 특유의 허스키 보컬은 차갑고 감각적인 신디사이저 리프와 절묘한 대비를 이루며 대체 불가능한 아우라를 발산합니다. 배우 베티 데이비스의 독보적인 매력을 서사적으로 그려낸 이 곡은 1980년대 초반 팝 음악 신을 정의하는 하나의 미학적 이정표가 되었습니다.</w:t>
+        <w:t>Mistaken Identity</w:t>
       </w:r>
     </w:p>
     <w:p>
       <w:pPr>
-        <w:spacing w:line="312" w:lineRule="auto" w:after="120"/>
+        <w:spacing w:line="324" w:lineRule="auto" w:after="80"/>
       </w:pPr>
+      <w:r>
+        <w:rPr w:rFonts="맑은 고딕">
+          <w:rFonts w:ascii="맑은 고딕" w:hAnsi="맑은 고딕" w:eastAsia="맑은 고딕"/>
+          <w:b w:val="0"/>
+          <w:color w:val="6B7280"/>
+          <w:sz w:val="21"/>
+        </w:rPr>
+        <w:t xml:space="preserve">· </w:t>
+      </w:r>
+      <w:r>
+        <w:rPr w:rFonts="맑은 고딕">
+          <w:rFonts w:ascii="맑은 고딕" w:hAnsi="맑은 고딕" w:eastAsia="맑은 고딕"/>
+          <w:b/>
+          <w:color w:val="1F2937"/>
+          <w:sz w:val="21"/>
+        </w:rPr>
+        <w:t xml:space="preserve">아티스트: </w:t>
+      </w:r>
       <w:r>
         <w:rPr w:rFonts="맑은 고딕">
           <w:rFonts w:ascii="맑은 고딕" w:hAnsi="맑은 고딕" w:eastAsia="맑은 고딕"/>
           <w:b w:val="0"/>
           <w:sz w:val="21"/>
         </w:rPr>
-        <w:t>음반의 전반을 흐르는 록의 에너지와 신스팝의 정교한 조화 역시 주목할 만합니다. 앨범과 동명의 타이틀곡 "Mistaken Identity"와 신나는 팝 록 트랙 "Hit and Run"에서는 드라마틱한 곡 구성과 세션진의 날카로운 연주가 빛을 발합니다. 한편, 감성적인 발라드 "Don't Call It Love"에서는 킴 카네스 본연의 서정성과 깊은 호소력이 드러나 앨범 전체의 입체적인 완급 조절을 완성합니다. 세련된 비트 속에서도 결코 잃지 않는 보컬의 인간적인 온기는 이 앨범이 지닌 가장 큰 매력입니다.</w:t>
+        <w:t>Kim Carnes (킴 칸스)</w:t>
       </w:r>
     </w:p>
     <w:p>
       <w:pPr>
-        <w:spacing w:line="312" w:lineRule="auto" w:after="120"/>
+        <w:spacing w:line="324" w:lineRule="auto" w:after="80"/>
       </w:pPr>
+      <w:r>
+        <w:rPr w:rFonts="맑은 고딕">
+          <w:rFonts w:ascii="맑은 고딕" w:hAnsi="맑은 고딕" w:eastAsia="맑은 고딕"/>
+          <w:b w:val="0"/>
+          <w:color w:val="6B7280"/>
+          <w:sz w:val="21"/>
+        </w:rPr>
+        <w:t xml:space="preserve">· </w:t>
+      </w:r>
+      <w:r>
+        <w:rPr w:rFonts="맑은 고딕">
+          <w:rFonts w:ascii="맑은 고딕" w:hAnsi="맑은 고딕" w:eastAsia="맑은 고딕"/>
+          <w:b/>
+          <w:color w:val="1F2937"/>
+          <w:sz w:val="21"/>
+        </w:rPr>
+        <w:t xml:space="preserve">발매 정보: </w:t>
+      </w:r>
       <w:r>
         <w:rPr w:rFonts="맑은 고딕">
           <w:rFonts w:ascii="맑은 고딕" w:hAnsi="맑은 고딕" w:eastAsia="맑은 고딕"/>
           <w:b w:val="0"/>
           <w:sz w:val="21"/>
         </w:rPr>
-        <w:t>《Mistaken Identity》는 아날로그 시대의 유산과 디지털 신스팝의 도래가 가장 아름답게 교차하던 시기의 정점을 담아낸 LP입니다. 턴테이블의 바늘을 통해 전해지는 특유의 질감은 킴 카네스의 거칠고도 아련한 음색을 한층 더 밀도 있게 전달하며, 80년대 팝 음악 황금기의 향수와 격조 높은 감흥을 동시에 선사합니다. 음악사적으로나 오디오필 관점에서나 소장 가치가 매우 뛰어난 명반입니다.</w:t>
+        <w:t>1981년 4월 EMI 아메리카(EMI America)를 통해 발매된 본작은, 명 프로듀서 발 가레이(Val Garay)와의 완벽한 음악적 조우를 통해 킴 칸스의 음악 인생에 찬란한 분수령을 이룬 기념비적 앨범입니다.</w:t>
+      </w:r>
+    </w:p>
+    <w:p>
+      <w:pPr>
+        <w:spacing w:line="324" w:lineRule="auto" w:after="80"/>
+      </w:pPr>
+      <w:r>
+        <w:rPr w:rFonts="맑은 고딕">
+          <w:rFonts w:ascii="맑은 고딕" w:hAnsi="맑은 고딕" w:eastAsia="맑은 고딕"/>
+          <w:b w:val="0"/>
+          <w:color w:val="6B7280"/>
+          <w:sz w:val="21"/>
+        </w:rPr>
+        <w:t xml:space="preserve">· </w:t>
+      </w:r>
+      <w:r>
+        <w:rPr w:rFonts="맑은 고딕">
+          <w:rFonts w:ascii="맑은 고딕" w:hAnsi="맑은 고딕" w:eastAsia="맑은 고딕"/>
+          <w:b/>
+          <w:color w:val="1F2937"/>
+          <w:sz w:val="21"/>
+        </w:rPr>
+        <w:t xml:space="preserve">LP 인기도(판매량): </w:t>
+      </w:r>
+      <w:r>
+        <w:rPr w:rFonts="맑은 고딕">
+          <w:rFonts w:ascii="맑은 고딕" w:hAnsi="맑은 고딕" w:eastAsia="맑은 고딕"/>
+          <w:b w:val="0"/>
+          <w:sz w:val="21"/>
+        </w:rPr>
+        <w:t>발매 직후 빌보드 200 앨범 차트 1위에 올랐으며, 미국음반산업협회(RIAA) 플래티넘 인증을 획득함은 물론 전 세계 주요 국가 차트의 정상을 석권하는 놀라운 상업적 대성공을 거두었습니다.</w:t>
+      </w:r>
+    </w:p>
+    <w:p>
+      <w:pPr>
+        <w:spacing w:line="324" w:lineRule="auto" w:after="80"/>
+      </w:pPr>
+      <w:r>
+        <w:rPr w:rFonts="맑은 고딕">
+          <w:rFonts w:ascii="맑은 고딕" w:hAnsi="맑은 고딕" w:eastAsia="맑은 고딕"/>
+          <w:b w:val="0"/>
+          <w:color w:val="6B7280"/>
+          <w:sz w:val="21"/>
+        </w:rPr>
+        <w:t xml:space="preserve">· </w:t>
+      </w:r>
+      <w:r>
+        <w:rPr w:rFonts="맑은 고딕">
+          <w:rFonts w:ascii="맑은 고딕" w:hAnsi="맑은 고딕" w:eastAsia="맑은 고딕"/>
+          <w:b/>
+          <w:color w:val="1F2937"/>
+          <w:sz w:val="21"/>
+        </w:rPr>
+        <w:t xml:space="preserve">각종 수상경력: </w:t>
+      </w:r>
+      <w:r>
+        <w:rPr w:rFonts="맑은 고딕">
+          <w:rFonts w:ascii="맑은 고딕" w:hAnsi="맑은 고딕" w:eastAsia="맑은 고딕"/>
+          <w:b w:val="0"/>
+          <w:sz w:val="21"/>
+        </w:rPr>
+        <w:t>1982년 제24회 그래미 어워드에서 대표곡 'Bette Davis Eyes'로 '올해의 레코드(Record of the Year)'와 '올해의 노래(Song of the Year)'를 거머쥐었으며, 앨범 자체 또한 '올해의 앨범(Album of the Year)' 후보에 오르며 음악적 권위를 높이 공인받았습니다.</w:t>
+      </w:r>
+    </w:p>
+    <w:p>
+      <w:pPr>
+        <w:spacing w:line="324" w:lineRule="auto" w:before="200" w:after="80"/>
+      </w:pPr>
+      <w:r>
+        <w:rPr w:rFonts="맑은 고딕">
+          <w:rFonts w:ascii="맑은 고딕" w:hAnsi="맑은 고딕" w:eastAsia="맑은 고딕"/>
+          <w:b/>
+          <w:color w:val="1E3A8A"/>
+          <w:sz w:val="24"/>
+        </w:rPr>
+        <w:t>2. 아티스트 정보</w:t>
+      </w:r>
+    </w:p>
+    <w:p>
+      <w:pPr>
+        <w:spacing w:line="324" w:lineRule="auto" w:after="80"/>
+      </w:pPr>
+      <w:r>
+        <w:rPr w:rFonts="맑은 고딕">
+          <w:rFonts w:ascii="맑은 고딕" w:hAnsi="맑은 고딕" w:eastAsia="맑은 고딕"/>
+          <w:b w:val="0"/>
+          <w:color w:val="6B7280"/>
+          <w:sz w:val="21"/>
+        </w:rPr>
+        <w:t xml:space="preserve">· </w:t>
+      </w:r>
+      <w:r>
+        <w:rPr w:rFonts="맑은 고딕">
+          <w:rFonts w:ascii="맑은 고딕" w:hAnsi="맑은 고딕" w:eastAsia="맑은 고딕"/>
+          <w:b/>
+          <w:color w:val="1F2937"/>
+          <w:sz w:val="21"/>
+        </w:rPr>
+        <w:t xml:space="preserve">국적: </w:t>
+      </w:r>
+      <w:r>
+        <w:rPr w:rFonts="맑은 고딕">
+          <w:rFonts w:ascii="맑은 고딕" w:hAnsi="맑은 고딕" w:eastAsia="맑은 고딕"/>
+          <w:b w:val="0"/>
+          <w:sz w:val="21"/>
+        </w:rPr>
+        <w:t>미국</w:t>
+      </w:r>
+    </w:p>
+    <w:p>
+      <w:pPr>
+        <w:spacing w:line="324" w:lineRule="auto" w:after="80"/>
+      </w:pPr>
+      <w:r>
+        <w:rPr w:rFonts="맑은 고딕">
+          <w:rFonts w:ascii="맑은 고딕" w:hAnsi="맑은 고딕" w:eastAsia="맑은 고딕"/>
+          <w:b w:val="0"/>
+          <w:color w:val="6B7280"/>
+          <w:sz w:val="21"/>
+        </w:rPr>
+        <w:t xml:space="preserve">· </w:t>
+      </w:r>
+      <w:r>
+        <w:rPr w:rFonts="맑은 고딕">
+          <w:rFonts w:ascii="맑은 고딕" w:hAnsi="맑은 고딕" w:eastAsia="맑은 고딕"/>
+          <w:b/>
+          <w:color w:val="1F2937"/>
+          <w:sz w:val="21"/>
+        </w:rPr>
+        <w:t xml:space="preserve">생몰년도: </w:t>
+      </w:r>
+      <w:r>
+        <w:rPr w:rFonts="맑은 고딕">
+          <w:rFonts w:ascii="맑은 고딕" w:hAnsi="맑은 고딕" w:eastAsia="맑은 고딕"/>
+          <w:b w:val="0"/>
+          <w:sz w:val="21"/>
+        </w:rPr>
+        <w:t>1945년 7월 20일 출생 ~ 현재</w:t>
+      </w:r>
+    </w:p>
+    <w:p>
+      <w:pPr>
+        <w:spacing w:line="324" w:lineRule="auto" w:after="80"/>
+      </w:pPr>
+      <w:r>
+        <w:rPr w:rFonts="맑은 고딕">
+          <w:rFonts w:ascii="맑은 고딕" w:hAnsi="맑은 고딕" w:eastAsia="맑은 고딕"/>
+          <w:b w:val="0"/>
+          <w:color w:val="6B7280"/>
+          <w:sz w:val="21"/>
+        </w:rPr>
+        <w:t xml:space="preserve">· </w:t>
+      </w:r>
+      <w:r>
+        <w:rPr w:rFonts="맑은 고딕">
+          <w:rFonts w:ascii="맑은 고딕" w:hAnsi="맑은 고딕" w:eastAsia="맑은 고딕"/>
+          <w:b/>
+          <w:color w:val="1F2937"/>
+          <w:sz w:val="21"/>
+        </w:rPr>
+        <w:t xml:space="preserve">그룹 소속: </w:t>
+      </w:r>
+      <w:r>
+        <w:rPr w:rFonts="맑은 고딕">
+          <w:rFonts w:ascii="맑은 고딕" w:hAnsi="맑은 고딕" w:eastAsia="맑은 고딕"/>
+          <w:b w:val="0"/>
+          <w:sz w:val="21"/>
+        </w:rPr>
+        <w:t>솔로</w:t>
+      </w:r>
+    </w:p>
+    <w:p>
+      <w:pPr>
+        <w:spacing w:line="324" w:lineRule="auto" w:after="80"/>
+      </w:pPr>
+      <w:r>
+        <w:rPr w:rFonts="맑은 고딕">
+          <w:rFonts w:ascii="맑은 고딕" w:hAnsi="맑은 고딕" w:eastAsia="맑은 고딕"/>
+          <w:b w:val="0"/>
+          <w:color w:val="6B7280"/>
+          <w:sz w:val="21"/>
+        </w:rPr>
+        <w:t xml:space="preserve">· </w:t>
+      </w:r>
+      <w:r>
+        <w:rPr w:rFonts="맑은 고딕">
+          <w:rFonts w:ascii="맑은 고딕" w:hAnsi="맑은 고딕" w:eastAsia="맑은 고딕"/>
+          <w:b/>
+          <w:color w:val="1F2937"/>
+          <w:sz w:val="21"/>
+        </w:rPr>
+        <w:t xml:space="preserve">아티스트 소개: </w:t>
+      </w:r>
+      <w:r>
+        <w:rPr w:rFonts="맑은 고딕">
+          <w:rFonts w:ascii="맑은 고딕" w:hAnsi="맑은 고딕" w:eastAsia="맑은 고딕"/>
+          <w:b w:val="0"/>
+          <w:sz w:val="21"/>
+        </w:rPr>
+        <w:t>로드 스튜어트를 연상케 하는 짙은 모래 빛의 거친 음색과 섬세한 송라이팅 능력을 겸비한 독보적인 보컬리스트입니다. 포크와 컨트리, 팝과 뉴웨이브의 경계를 유려하게 넘나들며 1980년대 여성 록 보컬의 새로운 지평을 열어젖힌 팝 역사의 중요한 인물입니다.</w:t>
+      </w:r>
+    </w:p>
+    <w:p>
+      <w:pPr>
+        <w:spacing w:line="324" w:lineRule="auto" w:before="200" w:after="80"/>
+      </w:pPr>
+      <w:r>
+        <w:rPr w:rFonts="맑은 고딕">
+          <w:rFonts w:ascii="맑은 고딕" w:hAnsi="맑은 고딕" w:eastAsia="맑은 고딕"/>
+          <w:b/>
+          <w:color w:val="1E3A8A"/>
+          <w:sz w:val="24"/>
+        </w:rPr>
+        <w:t>3. 음반 상세 분석</w:t>
+      </w:r>
+    </w:p>
+    <w:p>
+      <w:pPr>
+        <w:spacing w:line="324" w:lineRule="auto" w:after="80"/>
+      </w:pPr>
+      <w:r>
+        <w:rPr w:rFonts="맑은 고딕">
+          <w:rFonts w:ascii="맑은 고딕" w:hAnsi="맑은 고딕" w:eastAsia="맑은 고딕"/>
+          <w:b w:val="0"/>
+          <w:color w:val="6B7280"/>
+          <w:sz w:val="21"/>
+        </w:rPr>
+        <w:t xml:space="preserve">· </w:t>
+      </w:r>
+      <w:r>
+        <w:rPr w:rFonts="맑은 고딕">
+          <w:rFonts w:ascii="맑은 고딕" w:hAnsi="맑은 고딕" w:eastAsia="맑은 고딕"/>
+          <w:b/>
+          <w:color w:val="1F2937"/>
+          <w:sz w:val="21"/>
+        </w:rPr>
+        <w:t xml:space="preserve">역사적 위치: </w:t>
+      </w:r>
+      <w:r>
+        <w:rPr w:rFonts="맑은 고딕">
+          <w:rFonts w:ascii="맑은 고딕" w:hAnsi="맑은 고딕" w:eastAsia="맑은 고딕"/>
+          <w:b w:val="0"/>
+          <w:sz w:val="21"/>
+        </w:rPr>
+        <w:t>포스트 펑크와 뉴웨이브의 차가운 미니멀리즘 사운드가 주류 팝 씬에 도래하던 시기, 전통적인 아메리칸 록의 골조 위에 아날로그 신시사이저의 세련된 텍스처를 완벽하게 안착시킨 혁신적인 작품입니다. 프로듀서 발 가레이의 완벽주의적인 레코딩 기술과 킴 칸스의 드라마틱한 음색이 조화를 이룬 80년대 초반 사운드스케이프의 정점이자 교과서로 평가받습니다.</w:t>
+      </w:r>
+    </w:p>
+    <w:p>
+      <w:pPr>
+        <w:spacing w:line="324" w:lineRule="auto" w:after="80"/>
+      </w:pPr>
+      <w:r>
+        <w:rPr w:rFonts="맑은 고딕">
+          <w:rFonts w:ascii="맑은 고딕" w:hAnsi="맑은 고딕" w:eastAsia="맑은 고딕"/>
+          <w:b w:val="0"/>
+          <w:color w:val="6B7280"/>
+          <w:sz w:val="21"/>
+        </w:rPr>
+        <w:t xml:space="preserve">· </w:t>
+      </w:r>
+      <w:r>
+        <w:rPr w:rFonts="맑은 고딕">
+          <w:rFonts w:ascii="맑은 고딕" w:hAnsi="맑은 고딕" w:eastAsia="맑은 고딕"/>
+          <w:b/>
+          <w:color w:val="1F2937"/>
+          <w:sz w:val="21"/>
+        </w:rPr>
+        <w:t xml:space="preserve">시대의 흔적(스토리텔링): </w:t>
+      </w:r>
+      <w:r>
+        <w:rPr w:rFonts="맑은 고딕">
+          <w:rFonts w:ascii="맑은 고딕" w:hAnsi="맑은 고딕" w:eastAsia="맑은 고딕"/>
+          <w:b w:val="0"/>
+          <w:sz w:val="21"/>
+        </w:rPr>
+        <w:t>1980년대 초반, 격변하는 도심의 네온사인 아래 낭만과 불안을 동시에 품고 방황하던 젊은 세대의 심상을 생생하게 담고 있습니다. 흑백 영화의 전설 베티 데이비스를 향한 오마주가 담긴 감각적인 가사와 쓸쓸한 현대인의 초상은 당시 청춘들에게 고혹적이면서도 아련한 도피처를 선사했습니다.</w:t>
+      </w:r>
+    </w:p>
+    <w:p>
+      <w:pPr>
+        <w:spacing w:line="324" w:lineRule="auto" w:before="200" w:after="80"/>
+      </w:pPr>
+      <w:r>
+        <w:rPr w:rFonts="맑은 고딕">
+          <w:rFonts w:ascii="맑은 고딕" w:hAnsi="맑은 고딕" w:eastAsia="맑은 고딕"/>
+          <w:b/>
+          <w:color w:val="1E3A8A"/>
+          <w:sz w:val="24"/>
+        </w:rPr>
+        <w:t>4. 주요 수록곡 및 감상 제언</w:t>
+      </w:r>
+    </w:p>
+    <w:p>
+      <w:pPr>
+        <w:spacing w:line="324" w:lineRule="auto" w:after="80"/>
+      </w:pPr>
+      <w:r>
+        <w:rPr w:rFonts="맑은 고딕">
+          <w:rFonts w:ascii="맑은 고딕" w:hAnsi="맑은 고딕" w:eastAsia="맑은 고딕"/>
+          <w:b w:val="0"/>
+          <w:color w:val="6B7280"/>
+          <w:sz w:val="21"/>
+        </w:rPr>
+        <w:t xml:space="preserve">· </w:t>
+      </w:r>
+      <w:r>
+        <w:rPr w:rFonts="맑은 고딕">
+          <w:rFonts w:ascii="맑은 고딕" w:hAnsi="맑은 고딕" w:eastAsia="맑은 고딕"/>
+          <w:b/>
+          <w:color w:val="1F2937"/>
+          <w:sz w:val="21"/>
+        </w:rPr>
+        <w:t xml:space="preserve">주요 수록곡 특징: </w:t>
+      </w:r>
+      <w:r>
+        <w:rPr w:rFonts="맑은 고딕">
+          <w:rFonts w:ascii="맑은 고딕" w:hAnsi="맑은 고딕" w:eastAsia="맑은 고딕"/>
+          <w:b w:val="0"/>
+          <w:sz w:val="21"/>
+        </w:rPr>
+      </w:r>
+    </w:p>
+    <w:p>
+      <w:pPr>
+        <w:spacing w:line="324" w:lineRule="auto" w:after="80"/>
+      </w:pPr>
+      <w:r>
+        <w:rPr w:rFonts="맑은 고딕">
+          <w:rFonts w:ascii="맑은 고딕" w:hAnsi="맑은 고딕" w:eastAsia="맑은 고딕"/>
+          <w:b w:val="0"/>
+          <w:color w:val="6B7280"/>
+          <w:sz w:val="21"/>
+        </w:rPr>
+        <w:t xml:space="preserve">· </w:t>
+      </w:r>
+      <w:r>
+        <w:rPr w:rFonts="맑은 고딕">
+          <w:rFonts w:ascii="맑은 고딕" w:hAnsi="맑은 고딕" w:eastAsia="맑은 고딕"/>
+          <w:b/>
+          <w:color w:val="1F2937"/>
+          <w:sz w:val="21"/>
+        </w:rPr>
+        <w:t xml:space="preserve">"Bette Davis Eyes": </w:t>
+      </w:r>
+      <w:r>
+        <w:rPr w:rFonts="맑은 고딕">
+          <w:rFonts w:ascii="맑은 고딕" w:hAnsi="맑은 고딕" w:eastAsia="맑은 고딕"/>
+          <w:b w:val="0"/>
+          <w:sz w:val="21"/>
+        </w:rPr>
+        <w:t>묵직한 베이스 라인과 신비로운 신시사이저 리프, 킴 칸스의 매혹적인 쇳소리가 어우러져 한 편의 필름 누아르를 연상시키는 불멸의 명곡입니다.</w:t>
+      </w:r>
+    </w:p>
+    <w:p>
+      <w:pPr>
+        <w:spacing w:line="324" w:lineRule="auto" w:after="80"/>
+      </w:pPr>
+      <w:r>
+        <w:rPr w:rFonts="맑은 고딕">
+          <w:rFonts w:ascii="맑은 고딕" w:hAnsi="맑은 고딕" w:eastAsia="맑은 고딕"/>
+          <w:b w:val="0"/>
+          <w:color w:val="6B7280"/>
+          <w:sz w:val="21"/>
+        </w:rPr>
+        <w:t xml:space="preserve">· </w:t>
+      </w:r>
+      <w:r>
+        <w:rPr w:rFonts="맑은 고딕">
+          <w:rFonts w:ascii="맑은 고딕" w:hAnsi="맑은 고딕" w:eastAsia="맑은 고딕"/>
+          <w:b/>
+          <w:color w:val="1F2937"/>
+          <w:sz w:val="21"/>
+        </w:rPr>
+        <w:t xml:space="preserve">"Draw of the Cards": </w:t>
+      </w:r>
+      <w:r>
+        <w:rPr w:rFonts="맑은 고딕">
+          <w:rFonts w:ascii="맑은 고딕" w:hAnsi="맑은 고딕" w:eastAsia="맑은 고딕"/>
+          <w:b w:val="0"/>
+          <w:sz w:val="21"/>
+        </w:rPr>
+        <w:t>기괴하면서도 리드미컬한 신스 베이스와 카니발풍 사운드가 긴장감을 극대화하며 독특한 서사를 완성하는 수작입니다.</w:t>
+      </w:r>
+    </w:p>
+    <w:p>
+      <w:pPr>
+        <w:spacing w:line="324" w:lineRule="auto" w:after="80"/>
+      </w:pPr>
+      <w:r>
+        <w:rPr w:rFonts="맑은 고딕">
+          <w:rFonts w:ascii="맑은 고딕" w:hAnsi="맑은 고딕" w:eastAsia="맑은 고딕"/>
+          <w:b w:val="0"/>
+          <w:color w:val="6B7280"/>
+          <w:sz w:val="21"/>
+        </w:rPr>
+        <w:t xml:space="preserve">· </w:t>
+      </w:r>
+      <w:r>
+        <w:rPr w:rFonts="맑은 고딕">
+          <w:rFonts w:ascii="맑은 고딕" w:hAnsi="맑은 고딕" w:eastAsia="맑은 고딕"/>
+          <w:b/>
+          <w:color w:val="1F2937"/>
+          <w:sz w:val="21"/>
+        </w:rPr>
+        <w:t xml:space="preserve">"Mistaken Identity": </w:t>
+      </w:r>
+      <w:r>
+        <w:rPr w:rFonts="맑은 고딕">
+          <w:rFonts w:ascii="맑은 고딕" w:hAnsi="맑은 고딕" w:eastAsia="맑은 고딕"/>
+          <w:b w:val="0"/>
+          <w:sz w:val="21"/>
+        </w:rPr>
+        <w:t>타이틀곡답게 킴 칸스의 블루지하고 깊은 서정미가 진하게 묻어나는 애절한 록 발라드로, 내면의 고독을 섬세하게 표현합니다.</w:t>
+      </w:r>
+    </w:p>
+    <w:p>
+      <w:pPr>
+        <w:spacing w:line="324" w:lineRule="auto" w:after="80"/>
+      </w:pPr>
+      <w:r>
+        <w:rPr w:rFonts="맑은 고딕">
+          <w:rFonts w:ascii="맑은 고딕" w:hAnsi="맑은 고딕" w:eastAsia="맑은 고딕"/>
+          <w:b w:val="0"/>
+          <w:color w:val="6B7280"/>
+          <w:sz w:val="21"/>
+        </w:rPr>
+        <w:t xml:space="preserve">· </w:t>
+      </w:r>
+      <w:r>
+        <w:rPr w:rFonts="맑은 고딕">
+          <w:rFonts w:ascii="맑은 고딕" w:hAnsi="맑은 고딕" w:eastAsia="맑은 고딕"/>
+          <w:b/>
+          <w:color w:val="1F2937"/>
+          <w:sz w:val="21"/>
+        </w:rPr>
+        <w:t xml:space="preserve">빈티지 감상 제언: </w:t>
+      </w:r>
+      <w:r>
+        <w:rPr w:rFonts="맑은 고딕">
+          <w:rFonts w:ascii="맑은 고딕" w:hAnsi="맑은 고딕" w:eastAsia="맑은 고딕"/>
+          <w:b w:val="0"/>
+          <w:sz w:val="21"/>
+        </w:rPr>
+        <w:t>발 가레이 특유의 정밀한 스튜디오 레코딩 미학이 돋보이는 앨범으로, 디지털 음원에서는 결코 체감할 수 없는 바이닐 특유의 단단하고 응집력 있는 저역을 확인할 수 있습니다. 진공관 앰프를 통해 전달되는 킴 칸스의 거친 숨결과 턴테이블 카트리지가 긁어내는 찰나의 공간감은 마치 1981년 로스앤젤레스의 스튜디오 콘솔 앞에 앉아 있는 듯한 생생한 입체감을 선사합니다.</w:t>
+      </w:r>
+    </w:p>
+    <w:p>
+      <w:pPr>
+        <w:spacing w:line="324" w:lineRule="auto" w:after="80"/>
+      </w:pPr>
+      <w:r>
+        <w:rPr w:rFonts="맑은 고딕">
+          <w:rFonts w:ascii="맑은 고딕" w:hAnsi="맑은 고딕" w:eastAsia="맑은 고딕"/>
+          <w:b w:val="0"/>
+          <w:color w:val="6B7280"/>
+          <w:sz w:val="21"/>
+        </w:rPr>
+        <w:t xml:space="preserve">· </w:t>
+      </w:r>
+      <w:r>
+        <w:rPr w:rFonts="맑은 고딕">
+          <w:rFonts w:ascii="맑은 고딕" w:hAnsi="맑은 고딕" w:eastAsia="맑은 고딕"/>
+          <w:b/>
+          <w:color w:val="1F2937"/>
+          <w:sz w:val="21"/>
+        </w:rPr>
+        <w:t xml:space="preserve">소장 가치: </w:t>
+      </w:r>
+      <w:r>
+        <w:rPr w:rFonts="맑은 고딕">
+          <w:rFonts w:ascii="맑은 고딕" w:hAnsi="맑은 고딕" w:eastAsia="맑은 고딕"/>
+          <w:b w:val="0"/>
+          <w:sz w:val="21"/>
+        </w:rPr>
+        <w:t>80년대 팝의 패러다임을 바꾼 시금석 같은 음반이자, 원본 마스터 테이프의 온기가 생생히 살아있는 아날로그 음반으로서 진지한 LP 컬렉터들의 선반 위에서 결코 빠져서는 안 될 필청 컬렉션입니다.</w:t>
+      </w:r>
+    </w:p>
+    <w:p>
+      <w:pPr>
+        <w:spacing w:line="324" w:lineRule="auto" w:after="120" w:before="160"/>
+      </w:pPr>
+      <w:r>
+        <w:rPr w:rFonts="맑은 고딕">
+          <w:rFonts w:ascii="맑은 고딕" w:hAnsi="맑은 고딕" w:eastAsia="맑은 고딕"/>
+          <w:b/>
+          <w:color w:val="4338CA"/>
+          <w:sz w:val="21"/>
+        </w:rPr>
+        <w:t>이 음반을 통해 세월이 흘러도 변치 않는 킴 칸스의 매혹적인 거친 음색과 아날로그 사운드가 전해주는 감동을 다시 한번 경험해 보시는 것은 어떨까요?</w:t>
       </w:r>
     </w:p>
     <w:sectPr>
       <w:pgSz w:w="12240" w:h="15840"/>
-      <w:pgMar w:top="1440" w:right="1440" w:bottom="1440" w:left="1440" w:header="720" w:footer="720" w:gutter="0"/>
+      <w:pgMar w:top="1152" w:right="1296" w:bottom="1152" w:left="1296" w:header="720" w:footer="720" w:gutter="0"/>
       <w:cols w:space="720"/>
       <w:docGrid w:linePitch="360"/>
     </w:sectPr>

--- a/word_reports/LP_0208_위치_165_Kim Carnes_Mistaken Ident.docx
+++ b/word_reports/LP_0208_위치_165_Kim Carnes_Mistaken Ident.docx
@@ -32,7 +32,7 @@
     </w:p>
     <w:p>
       <w:pPr>
-        <w:spacing w:line="324" w:lineRule="auto" w:before="80" w:after="160"/>
+        <w:spacing w:line="324" w:lineRule="auto" w:before="80" w:after="120"/>
       </w:pPr>
       <w:r>
         <w:rPr w:rFonts="맑은 고딕">
@@ -42,13 +42,6 @@
           <w:sz w:val="22"/>
         </w:rPr>
         <w:t xml:space="preserve">[음반 소개] </w:t>
-      </w:r>
-      <w:r>
-        <w:rPr w:rFonts="맑은 고딕">
-          <w:rFonts w:ascii="맑은 고딕" w:hAnsi="맑은 고딕" w:eastAsia="맑은 고딕"/>
-          <w:b w:val="0"/>
-          <w:sz w:val="21"/>
-        </w:rPr>
       </w:r>
     </w:p>
     <w:p>
@@ -61,7 +54,46 @@
           <w:b w:val="0"/>
           <w:sz w:val="21"/>
         </w:rPr>
-        <w:t>1981년, 안개 낀 새벽을 가르는 듯한 허스키한 음색과 차가운 신시사이저의 만남은 팝 음악사에 지울 수 없는 강렬한 낙인을 찍었습니다. 킴 칸스의 여섯 번째 정규작인 *Mistaken Identity*는 뉴웨이브의 전위적인 감각과 클래식 록의 직선적인 열정을 매혹적으로 직조해 낸 명반입니다. 세월의 흐름 속에서도 바래지 않는 그녀의 거칠면서도 우아한 호흡은, 아날로그 그루브를 따라 흐를 때 비로소 진정한 서정의 미학을 완성합니다.</w:t>
+        <w:t>1981년, 대중음악의 거대한 조류가 70년대의 유기적 록과 디스코의 황혼을 지나 차가운 신시사이저와 도회적 감각이 지배하는 뉴웨이브의 새 시대로 전환되던 그 찬란한 변곡점에 킴 칸스(Kim Carnes)의 여섯 번째 정규 앨범 『Mistaken Identity』가 우뚝 솟아올랐습니다. 뛰어난 프로듀서 발 가레이(Val Garay)와의 완벽한 화학작용 아래 탄생한 이 음반은, 당대 팝 씬에 흔치 않았던 누아르 영화 같은 서늘한 긴장감과 세련된 전자 음향의 미학을 결합하며 대중음악사에 불멸의 족적을 아로새겼습니다.</w:t>
+      </w:r>
+    </w:p>
+    <w:p>
+      <w:pPr>
+        <w:spacing w:line="324" w:lineRule="auto" w:after="120"/>
+      </w:pPr>
+      <w:r>
+        <w:rPr w:rFonts="맑은 고딕">
+          <w:rFonts w:ascii="맑은 고딕" w:hAnsi="맑은 고딕" w:eastAsia="맑은 고딕"/>
+          <w:b w:val="0"/>
+          <w:sz w:val="21"/>
+        </w:rPr>
+        <w:t>이 음반의 심장부에는 재키 드섀넌(Jackie DeShannon)의 원곡을 현대적 감각으로 완전히 재창조해 낸 불후의 명곡 'Bette Davis Eyes'가 자리하고 있습니다. 최면을 걸 듯 반복되는 미니멀한 신시사이저 리프 위로 얹어지는 킴 칸스 특유의 스모키하고 칼칼한 허스키 보컬은, 마치 짙은 담배 연기가 자욱한 심야의 바(Bar)에서 홀로 독주를 들이켜는 듯한 고혹적이고 쓸쓸한 정취를 자아냅니다. 이는 단순한 히트곡의 차원을 넘어, 80년대 초반 대중문화의 아이콘이자 시각적 낭만을 청각화한 궁극의 예술적 성취로 평가받습니다.</w:t>
+      </w:r>
+    </w:p>
+    <w:p>
+      <w:pPr>
+        <w:spacing w:line="324" w:lineRule="auto" w:after="120"/>
+      </w:pPr>
+      <w:r>
+        <w:rPr w:rFonts="맑은 고딕">
+          <w:rFonts w:ascii="맑은 고딕" w:hAnsi="맑은 고딕" w:eastAsia="맑은 고딕"/>
+          <w:b w:val="0"/>
+          <w:sz w:val="21"/>
+        </w:rPr>
+        <w:t>킴 칸스가 이 앨범을 통해 투영하고자 했던 예술적 철학은 표제작이 암시하듯 ‘현대 사회 속 자아의 혼란과 인간 내면의 고독’이었습니다. 그녀는 화려함 뒤에 가려진 소외와 불안, 운명적인 관계의 찰나를 날카로우면서도 깊은 온기를 품은 음색으로 노래했습니다. 블루스와 로큰롤의 거친 영혼을 품고 있으면서도 신스팝의 첨단 사운드를 거부감 없이 감싸 안은 그녀의 음악적 포용력은 시대를 앞서간 모던함의 표상이었습니다.</w:t>
+      </w:r>
+    </w:p>
+    <w:p>
+      <w:pPr>
+        <w:spacing w:line="324" w:lineRule="auto" w:after="120"/>
+      </w:pPr>
+      <w:r>
+        <w:rPr w:rFonts="맑은 고딕">
+          <w:rFonts w:ascii="맑은 고딕" w:hAnsi="맑은 고딕" w:eastAsia="맑은 고딕"/>
+          <w:b w:val="0"/>
+          <w:sz w:val="21"/>
+        </w:rPr>
+        <w:t>반세기에 가까운 세월이 흐른 지금도 검은 소리골을 타고 흐르는 이 음반의 선율은 조금도 바래지 않은 채 여전히 심장을 두근거리게 합니다. 그것은 디지털 사운드가 결코 흉내 낼 수 없는 아날로그 레코딩 특유의 숨결과, 상처 입은 영혼을 어루만지는 킴 칸스의 진솔한 호흡이 LP 한 장 속에 고스란히 봉인되어 있기 때문입니다.</w:t>
       </w:r>
     </w:p>
     <w:p>
@@ -168,7 +200,7 @@
           <w:b w:val="0"/>
           <w:sz w:val="21"/>
         </w:rPr>
-        <w:t>1981년 4월 EMI 아메리카(EMI America)를 통해 발매된 본작은, 명 프로듀서 발 가레이(Val Garay)와의 완벽한 음악적 조우를 통해 킴 칸스의 음악 인생에 찬란한 분수령을 이룬 기념비적 앨범입니다.</w:t>
+        <w:t>1981년 4월 EMI America 레이블을 통해 발매된 킴 칸스의 통산 여섯 번째 솔로 정규작으로, 거장 프로듀서 발 가레이(Val Garay)의 혁신적인 음향 연출과 함께 뉴웨이브와 아메리칸 록의 결합을 이룩한 기념비적 명반입니다.</w:t>
       </w:r>
     </w:p>
     <w:p>
@@ -199,7 +231,7 @@
           <w:b w:val="0"/>
           <w:sz w:val="21"/>
         </w:rPr>
-        <w:t>발매 직후 빌보드 200 앨범 차트 1위에 올랐으며, 미국음반산업협회(RIAA) 플래티넘 인증을 획득함은 물론 전 세계 주요 국가 차트의 정상을 석권하는 놀라운 상업적 대성공을 거두었습니다.</w:t>
+        <w:t>미국 빌보드 200 앨범 차트 1위를 4주간 기록하였고 RIAA로부터 플래티넘(100만 장 이상 판매) 인증을 획득했으며, 리드 싱글 'Bette Davis Eyes'는 빌보드 핫 100 차트에서 비연속 9주간 정상을 차지하며 1981년 빌보드 연간 차트 1위에 오르는 폭발적인 상업적 성공을 거두었습니다.</w:t>
       </w:r>
     </w:p>
     <w:p>
@@ -230,7 +262,7 @@
           <w:b w:val="0"/>
           <w:sz w:val="21"/>
         </w:rPr>
-        <w:t>1982년 제24회 그래미 어워드에서 대표곡 'Bette Davis Eyes'로 '올해의 레코드(Record of the Year)'와 '올해의 노래(Song of the Year)'를 거머쥐었으며, 앨범 자체 또한 '올해의 앨범(Album of the Year)' 후보에 오르며 음악적 권위를 높이 공인받았습니다.</w:t>
+        <w:t>1982년 제24회 그래미 어워드에서 최고 영예인 '올해의 앨범(Album of the Year)' 후보에 올랐으며, 수록곡 'Bette Davis Eyes'를 통해 '올해의 레코드(Record of the Year)'와 '올해의 노래(Song of the Year)'를 석권하며 대중성과 예술성을 동시에 인정받았습니다.</w:t>
       </w:r>
     </w:p>
     <w:p>
@@ -275,7 +307,7 @@
           <w:b w:val="0"/>
           <w:sz w:val="21"/>
         </w:rPr>
-        <w:t>미국</w:t>
+        <w:t>미국 (캘리포니아주 로스앤젤레스 출신)</w:t>
       </w:r>
     </w:p>
     <w:p>
@@ -306,7 +338,7 @@
           <w:b w:val="0"/>
           <w:sz w:val="21"/>
         </w:rPr>
-        <w:t>1945년 7월 20일 출생 ~ 현재</w:t>
+        <w:t>1945년 7월 20일 ~ 현재</w:t>
       </w:r>
     </w:p>
     <w:p>
@@ -368,7 +400,7 @@
           <w:b w:val="0"/>
           <w:sz w:val="21"/>
         </w:rPr>
-        <w:t>로드 스튜어트를 연상케 하는 짙은 모래 빛의 거친 음색과 섬세한 송라이팅 능력을 겸비한 독보적인 보컬리스트입니다. 포크와 컨트리, 팝과 뉴웨이브의 경계를 유려하게 넘나들며 1980년대 여성 록 보컬의 새로운 지평을 열어젖힌 팝 역사의 중요한 인물입니다.</w:t>
+        <w:t>'여성 로드 스튜어트'로 비견될 만큼 독보적인 스모키 보이스와 깊은 서정성을 지닌 미국의 전설적인 여성 싱어송라이터입니다. 포크와 컨트리, 블루스에 뿌리를 두면서도 록과 뉴웨이브의 파격을 유연하게 흡수하여 80년대 팝 역사의 지형도를 바꾼 독창적인 음악인입니다.</w:t>
       </w:r>
     </w:p>
     <w:p>
@@ -413,7 +445,7 @@
           <w:b w:val="0"/>
           <w:sz w:val="21"/>
         </w:rPr>
-        <w:t>포스트 펑크와 뉴웨이브의 차가운 미니멀리즘 사운드가 주류 팝 씬에 도래하던 시기, 전통적인 아메리칸 록의 골조 위에 아날로그 신시사이저의 세련된 텍스처를 완벽하게 안착시킨 혁신적인 작품입니다. 프로듀서 발 가레이의 완벽주의적인 레코딩 기술과 킴 칸스의 드라마틱한 음색이 조화를 이룬 80년대 초반 사운드스케이프의 정점이자 교과서로 평가받습니다.</w:t>
+        <w:t>1970년대 아날로그 록의 따스한 질감과 1980년대 전자 신스팝의 차가운 세련미가 가장 이상적인 균형을 이룬 모범작입니다. 록 음악의 거친 호소력에 뉴웨이브 사운드를 접목하여 대중성과 작가주의를 동시에 완성한 팝-록 역사의 전환점으로 평가받습니다.</w:t>
       </w:r>
     </w:p>
     <w:p>
@@ -444,7 +476,7 @@
           <w:b w:val="0"/>
           <w:sz w:val="21"/>
         </w:rPr>
-        <w:t>1980년대 초반, 격변하는 도심의 네온사인 아래 낭만과 불안을 동시에 품고 방황하던 젊은 세대의 심상을 생생하게 담고 있습니다. 흑백 영화의 전설 베티 데이비스를 향한 오마주가 담긴 감각적인 가사와 쓸쓸한 현대인의 초상은 당시 청춘들에게 고혹적이면서도 아련한 도피처를 선사했습니다.</w:t>
+        <w:t>MTV의 개국과 함께 영상 중심의 시각 문화가 태동하고 네온사인의 화려함 이면에 차가운 개인주의가 싹트던 1981년의 도회적 풍경을 포착하고 있습니다. 정체성의 혼란을 겪던 당대 청춘들에게 이 음반은 서늘하면서도 낭만적인 밤의 도피처가 되어 주었습니다.</w:t>
       </w:r>
     </w:p>
     <w:p>
@@ -519,7 +551,7 @@
           <w:b w:val="0"/>
           <w:sz w:val="21"/>
         </w:rPr>
-        <w:t>묵직한 베이스 라인과 신비로운 신시사이저 리프, 킴 칸스의 매혹적인 쇳소리가 어우러져 한 편의 필름 누아르를 연상시키는 불멸의 명곡입니다.</w:t>
+        <w:t>몽환적인 신시사이저 루프와 박진감 넘치는 핸드클랩, 킴 칸스의 매혹적인 허스키 보이스가 마법 같은 조화를 이루는 시대를 초월한 팝 클래식입니다.</w:t>
       </w:r>
     </w:p>
     <w:p>
@@ -550,7 +582,7 @@
           <w:b w:val="0"/>
           <w:sz w:val="21"/>
         </w:rPr>
-        <w:t>기괴하면서도 리드미컬한 신스 베이스와 카니발풍 사운드가 긴장감을 극대화하며 독특한 서사를 완성하는 수작입니다.</w:t>
+        <w:t>실험적인 퍼커션과 긴장감 넘치는 베이스라인, 카니발 같은 혼돈과 긴박함이 절묘하게 교차하는 뉴웨이브 트랙입니다.</w:t>
       </w:r>
     </w:p>
     <w:p>
@@ -581,7 +613,7 @@
           <w:b w:val="0"/>
           <w:sz w:val="21"/>
         </w:rPr>
-        <w:t>타이틀곡답게 킴 칸스의 블루지하고 깊은 서정미가 진하게 묻어나는 애절한 록 발라드로, 내면의 고독을 섬세하게 표현합니다.</w:t>
+        <w:t>블루지한 피아노와 절절한 보컬이 돋보이는 앨범 동명 타이틀곡으로, 킴 칸스의 진솔한 가창력과 짙은 서정미의 극치를 보여줍니다.</w:t>
       </w:r>
     </w:p>
     <w:p>
@@ -612,7 +644,7 @@
           <w:b w:val="0"/>
           <w:sz w:val="21"/>
         </w:rPr>
-        <w:t>발 가레이 특유의 정밀한 스튜디오 레코딩 미학이 돋보이는 앨범으로, 디지털 음원에서는 결코 체감할 수 없는 바이닐 특유의 단단하고 응집력 있는 저역을 확인할 수 있습니다. 진공관 앰프를 통해 전달되는 킴 칸스의 거친 숨결과 턴테이블 카트리지가 긁어내는 찰나의 공간감은 마치 1981년 로스앤젤레스의 스튜디오 콘솔 앞에 앉아 있는 듯한 생생한 입체감을 선사합니다.</w:t>
+        <w:t>턴테이블의 바늘이 안착하는 순간, 아날로그 릴 테이프로 정교하게 트래킹된 묵직한 베이스와 드럼의 펀치감이 공간을 가득 채웁니다. 특히 진공관 앰프를 통해 감상할 때, 킴 칸스 목소리의 미세한 쇳소리와 거친 숨결의 배음이 따뜻하게 증폭되어 한층 농밀한 감동을 선사합니다.</w:t>
       </w:r>
     </w:p>
     <w:p>
@@ -643,7 +675,7 @@
           <w:b w:val="0"/>
           <w:sz w:val="21"/>
         </w:rPr>
-        <w:t>80년대 팝의 패러다임을 바꾼 시금석 같은 음반이자, 원본 마스터 테이프의 온기가 생생히 살아있는 아날로그 음반으로서 진지한 LP 컬렉터들의 선반 위에서 결코 빠져서는 안 될 필청 컬렉션입니다.</w:t>
+        <w:t>80년대 팝 음악의 황금기를 상징하는 역사적인 앨범이자, 거장 엔지니어 발 가레이의 뛰어난 사운드 메이킹이 바이닐의 소리골 속에 생생히 살아 숨 쉬는 음반으로, 빈티지 팝 및 록 애호가들의 컬렉션에 결코 빠질 수 없는 필청반입니다.</w:t>
       </w:r>
     </w:p>
     <w:p>
@@ -657,7 +689,7 @@
           <w:color w:val="4338CA"/>
           <w:sz w:val="21"/>
         </w:rPr>
-        <w:t>이 음반을 통해 세월이 흘러도 변치 않는 킴 칸스의 매혹적인 거친 음색과 아날로그 사운드가 전해주는 감동을 다시 한번 경험해 보시는 것은 어떨까요?</w:t>
+        <w:t>이 음반을 통해 아날로그의 따스한 질감 속에서 피어나는 킴 칸스의 거칠고도 매혹적인 목소리가 전해주는 감동을 다시 한번 경험해 보시는 것은 어떨까요?</w:t>
       </w:r>
     </w:p>
     <w:sectPr>
